--- a/Experiment-04-MHA/Exp_4.docx
+++ b/Experiment-04-MHA/Exp_4.docx
@@ -85,69 +85,49 @@
         <w:rPr>
           <w:rFonts w:ascii="Times New Roman" w:hAnsi="Times New Roman" w:cs="Times New Roman"/>
         </w:rPr>
-        <w:t xml:space="preserve"> </w:t>
-      </w:r>
-      <w:proofErr w:type="spellStart"/>
-      <w:r>
-        <w:rPr>
-          <w:rFonts w:ascii="Times New Roman" w:hAnsi="Times New Roman" w:cs="Times New Roman"/>
-        </w:rPr>
-        <w:t>Analyze</w:t>
-      </w:r>
-      <w:proofErr w:type="spellEnd"/>
-      <w:r>
-        <w:rPr>
-          <w:rFonts w:ascii="Times New Roman" w:hAnsi="Times New Roman" w:cs="Times New Roman"/>
-        </w:rPr>
-        <w:t xml:space="preserve"> Email Headers and Detect Email Spoofing using MHA (Mail Header Analyzer)</w:t>
-      </w:r>
-    </w:p>
-    <w:p>
-      <w:pPr>
-        <w:spacing w:line="360" w:lineRule="auto"/>
-        <w:jc w:val="both"/>
-        <w:rPr>
-          <w:rFonts w:ascii="Times New Roman" w:hAnsi="Times New Roman" w:cs="Times New Roman"/>
-          <w:b/>
-          <w:bCs/>
-        </w:rPr>
-      </w:pPr>
-      <w:r>
-        <w:rPr>
-          <w:rFonts w:ascii="Times New Roman" w:hAnsi="Times New Roman" w:cs="Times New Roman"/>
-          <w:b/>
-          <w:bCs/>
-        </w:rPr>
-        <w:t>1. AIM</w:t>
-      </w:r>
-    </w:p>
-    <w:p>
-      <w:pPr>
-        <w:spacing w:line="360" w:lineRule="auto"/>
-        <w:jc w:val="both"/>
-        <w:rPr>
-          <w:rFonts w:ascii="Times New Roman" w:hAnsi="Times New Roman" w:cs="Times New Roman"/>
-        </w:rPr>
-      </w:pPr>
-      <w:r>
-        <w:rPr>
-          <w:rFonts w:ascii="Times New Roman" w:hAnsi="Times New Roman" w:cs="Times New Roman"/>
-        </w:rPr>
-        <w:t xml:space="preserve">To extract, </w:t>
-      </w:r>
-      <w:proofErr w:type="spellStart"/>
-      <w:r>
-        <w:rPr>
-          <w:rFonts w:ascii="Times New Roman" w:hAnsi="Times New Roman" w:cs="Times New Roman"/>
-        </w:rPr>
-        <w:t>analyze</w:t>
-      </w:r>
-      <w:proofErr w:type="spellEnd"/>
-      <w:r>
-        <w:rPr>
-          <w:rFonts w:ascii="Times New Roman" w:hAnsi="Times New Roman" w:cs="Times New Roman"/>
-        </w:rPr>
-        <w:t>, and interpret email headers to trace an email's origin, verify its authenticity protocols (SPF, DKIM, DMARC), and detect potential spoofing or phishing attempts using Mail Header Analyzer (MHA) tools.</w:t>
+        <w:t xml:space="preserve"> Analyze Email Headers and Detect Email Spoofing using MHA (Mail Header Analyzer)</w:t>
+      </w:r>
+    </w:p>
+    <w:p>
+      <w:pPr>
+        <w:spacing w:line="360" w:lineRule="auto"/>
+        <w:jc w:val="both"/>
+        <w:rPr>
+          <w:rFonts w:ascii="Times New Roman" w:hAnsi="Times New Roman" w:cs="Times New Roman"/>
+          <w:b/>
+          <w:bCs/>
+        </w:rPr>
+      </w:pPr>
+      <w:r>
+        <w:rPr>
+          <w:rFonts w:ascii="Times New Roman" w:hAnsi="Times New Roman" w:cs="Times New Roman"/>
+          <w:b/>
+          <w:bCs/>
+        </w:rPr>
+        <w:t>1. A</w:t>
+      </w:r>
+      <w:r>
+        <w:rPr>
+          <w:rFonts w:ascii="Times New Roman" w:hAnsi="Times New Roman" w:cs="Times New Roman"/>
+          <w:b/>
+          <w:bCs/>
+        </w:rPr>
+        <w:t>IM</w:t>
+      </w:r>
+    </w:p>
+    <w:p>
+      <w:pPr>
+        <w:spacing w:line="360" w:lineRule="auto"/>
+        <w:jc w:val="both"/>
+        <w:rPr>
+          <w:rFonts w:ascii="Times New Roman" w:hAnsi="Times New Roman" w:cs="Times New Roman"/>
+        </w:rPr>
+      </w:pPr>
+      <w:r>
+        <w:rPr>
+          <w:rFonts w:ascii="Times New Roman" w:hAnsi="Times New Roman" w:cs="Times New Roman"/>
+        </w:rPr>
+        <w:t>To extract, analyze, and interpret email headers to trace an email's origin, verify its authenticity protocols (SPF, DKIM, DMARC), and detect potential spoofing or phishing attempts using Mail Header Analyzer (MHA) tools.</w:t>
       </w:r>
     </w:p>
     <w:p>
@@ -256,21 +236,7 @@
         <w:rPr>
           <w:rFonts w:ascii="Times New Roman" w:hAnsi="Times New Roman" w:cs="Times New Roman"/>
         </w:rPr>
-        <w:t xml:space="preserve"> </w:t>
-      </w:r>
-      <w:proofErr w:type="spellStart"/>
-      <w:r>
-        <w:rPr>
-          <w:rFonts w:ascii="Times New Roman" w:hAnsi="Times New Roman" w:cs="Times New Roman"/>
-        </w:rPr>
-        <w:t>MXToolbox</w:t>
-      </w:r>
-      <w:proofErr w:type="spellEnd"/>
-      <w:r>
-        <w:rPr>
-          <w:rFonts w:ascii="Times New Roman" w:hAnsi="Times New Roman" w:cs="Times New Roman"/>
-        </w:rPr>
-        <w:t xml:space="preserve"> (Online Mail Header Analyzer), WHOIS IP Lookup</w:t>
+        <w:t xml:space="preserve"> MXToolbox (Online Mail Header Analyzer), WHOIS IP Lookup</w:t>
       </w:r>
     </w:p>
     <w:p>
@@ -328,21 +294,7 @@
         <w:rPr>
           <w:rFonts w:ascii="Times New Roman" w:hAnsi="Times New Roman" w:cs="Times New Roman"/>
         </w:rPr>
-        <w:t xml:space="preserve">. This header tracks the email's journey from the sender's server to the recipient's inbox and contains critical routing and authentication information. </w:t>
-      </w:r>
-      <w:proofErr w:type="spellStart"/>
-      <w:r>
-        <w:rPr>
-          <w:rFonts w:ascii="Times New Roman" w:hAnsi="Times New Roman" w:cs="Times New Roman"/>
-        </w:rPr>
-        <w:t>Analyzing</w:t>
-      </w:r>
-      <w:proofErr w:type="spellEnd"/>
-      <w:r>
-        <w:rPr>
-          <w:rFonts w:ascii="Times New Roman" w:hAnsi="Times New Roman" w:cs="Times New Roman"/>
-        </w:rPr>
-        <w:t xml:space="preserve"> these headers helps forensic investigators verify if an email is legitimate or spoofed.</w:t>
+        <w:t>. This header tracks the email's journey from the sender's server to the recipient's inbox and contains critical routing and authentication information. Analyzing these headers helps forensic investigators verify if an email is legitimate or spoofed.</w:t>
       </w:r>
     </w:p>
     <w:p>
@@ -695,7 +647,7 @@
           <w:noProof/>
         </w:rPr>
         <w:drawing>
-          <wp:inline distT="0" distB="0" distL="0" distR="0" wp14:anchorId="36BFCC6A" wp14:editId="5B54D208">
+          <wp:inline distT="0" distB="0" distL="0" distR="0" wp14:anchorId="36BFCC6A" wp14:editId="6032FC1B">
             <wp:extent cx="5731510" cy="2260600"/>
             <wp:effectExtent l="0" t="0" r="2540" b="6350"/>
             <wp:docPr id="1262668900" name="Picture 2"/>
@@ -769,36 +721,8 @@
           <w:bCs/>
         </w:rPr>
         <w:lastRenderedPageBreak/>
-        <w:t xml:space="preserve">Step 3: </w:t>
-      </w:r>
-      <w:proofErr w:type="spellStart"/>
-      <w:r>
-        <w:rPr>
-          <w:rFonts w:ascii="Times New Roman" w:hAnsi="Times New Roman" w:cs="Times New Roman"/>
-          <w:b/>
-          <w:bCs/>
-        </w:rPr>
-        <w:t>Analyzing</w:t>
-      </w:r>
-      <w:proofErr w:type="spellEnd"/>
-      <w:r>
-        <w:rPr>
-          <w:rFonts w:ascii="Times New Roman" w:hAnsi="Times New Roman" w:cs="Times New Roman"/>
-          <w:b/>
-          <w:bCs/>
-        </w:rPr>
-        <w:t xml:space="preserve"> the Header via </w:t>
-      </w:r>
-      <w:proofErr w:type="spellStart"/>
-      <w:r>
-        <w:rPr>
-          <w:rFonts w:ascii="Times New Roman" w:hAnsi="Times New Roman" w:cs="Times New Roman"/>
-          <w:b/>
-          <w:bCs/>
-        </w:rPr>
-        <w:t>MXToolbox</w:t>
-      </w:r>
-      <w:proofErr w:type="spellEnd"/>
+        <w:t>Step 3: Analyzing the Header via MXToolbox</w:t>
+      </w:r>
     </w:p>
     <w:p>
       <w:pPr>
@@ -818,7 +742,6 @@
         </w:rPr>
         <w:t xml:space="preserve">Navigate to an online Mail Header Analyzer, such as </w:t>
       </w:r>
-      <w:proofErr w:type="spellStart"/>
       <w:r>
         <w:rPr>
           <w:rFonts w:ascii="Times New Roman" w:hAnsi="Times New Roman" w:cs="Times New Roman"/>
@@ -827,7 +750,6 @@
         </w:rPr>
         <w:t>MXToolbox</w:t>
       </w:r>
-      <w:proofErr w:type="spellEnd"/>
       <w:r>
         <w:rPr>
           <w:rFonts w:ascii="Times New Roman" w:hAnsi="Times New Roman" w:cs="Times New Roman"/>
@@ -851,21 +773,7 @@
         <w:rPr>
           <w:rFonts w:ascii="Times New Roman" w:hAnsi="Times New Roman" w:cs="Times New Roman"/>
         </w:rPr>
-        <w:t xml:space="preserve">Paste the copied raw header text into the analysis tool and click </w:t>
-      </w:r>
-      <w:proofErr w:type="spellStart"/>
-      <w:r>
-        <w:rPr>
-          <w:rFonts w:ascii="Times New Roman" w:hAnsi="Times New Roman" w:cs="Times New Roman"/>
-        </w:rPr>
-        <w:t>Analyze</w:t>
-      </w:r>
-      <w:proofErr w:type="spellEnd"/>
-      <w:r>
-        <w:rPr>
-          <w:rFonts w:ascii="Times New Roman" w:hAnsi="Times New Roman" w:cs="Times New Roman"/>
-        </w:rPr>
-        <w:t>.</w:t>
+        <w:t>Paste the copied raw header text into the analysis tool and click Analyze.</w:t>
       </w:r>
     </w:p>
     <w:p>
@@ -930,7 +838,7 @@
           <w:noProof/>
         </w:rPr>
         <w:drawing>
-          <wp:inline distT="0" distB="0" distL="0" distR="0" wp14:anchorId="26C43041" wp14:editId="0F8ACFDC">
+          <wp:inline distT="0" distB="0" distL="0" distR="0" wp14:anchorId="26C43041" wp14:editId="6CB11301">
             <wp:extent cx="5731510" cy="2595245"/>
             <wp:effectExtent l="0" t="0" r="2540" b="0"/>
             <wp:docPr id="369904441" name="Picture 3"/>
@@ -1022,21 +930,7 @@
         <w:rPr>
           <w:rFonts w:ascii="Times New Roman" w:hAnsi="Times New Roman" w:cs="Times New Roman"/>
         </w:rPr>
-        <w:t xml:space="preserve">Scroll down in the </w:t>
-      </w:r>
-      <w:proofErr w:type="spellStart"/>
-      <w:r>
-        <w:rPr>
-          <w:rFonts w:ascii="Times New Roman" w:hAnsi="Times New Roman" w:cs="Times New Roman"/>
-        </w:rPr>
-        <w:t>analyzer</w:t>
-      </w:r>
-      <w:proofErr w:type="spellEnd"/>
-      <w:r>
-        <w:rPr>
-          <w:rFonts w:ascii="Times New Roman" w:hAnsi="Times New Roman" w:cs="Times New Roman"/>
-        </w:rPr>
-        <w:t xml:space="preserve"> tool to inspect the authentication policies</w:t>
+        <w:t>Scroll down in the analyzer tool to inspect the authentication policies</w:t>
       </w:r>
       <w:r>
         <w:rPr>
@@ -1083,7 +977,7 @@
           <w:noProof/>
         </w:rPr>
         <w:drawing>
-          <wp:inline distT="0" distB="0" distL="0" distR="0" wp14:anchorId="751079CA" wp14:editId="0E45318E">
+          <wp:inline distT="0" distB="0" distL="0" distR="0" wp14:anchorId="751079CA" wp14:editId="0EFF2167">
             <wp:extent cx="5731510" cy="1889760"/>
             <wp:effectExtent l="0" t="0" r="2540" b="0"/>
             <wp:docPr id="1961371990" name="Picture 4"/>
@@ -1674,35 +1568,7 @@
         <w:rPr>
           <w:rFonts w:ascii="Times New Roman" w:hAnsi="Times New Roman" w:cs="Times New Roman"/>
         </w:rPr>
-        <w:t xml:space="preserve">The email header was successfully extracted and </w:t>
-      </w:r>
-      <w:proofErr w:type="spellStart"/>
-      <w:r>
-        <w:rPr>
-          <w:rFonts w:ascii="Times New Roman" w:hAnsi="Times New Roman" w:cs="Times New Roman"/>
-        </w:rPr>
-        <w:t>analyzed</w:t>
-      </w:r>
-      <w:proofErr w:type="spellEnd"/>
-      <w:r>
-        <w:rPr>
-          <w:rFonts w:ascii="Times New Roman" w:hAnsi="Times New Roman" w:cs="Times New Roman"/>
-        </w:rPr>
-        <w:t xml:space="preserve"> using </w:t>
-      </w:r>
-      <w:proofErr w:type="spellStart"/>
-      <w:r>
-        <w:rPr>
-          <w:rFonts w:ascii="Times New Roman" w:hAnsi="Times New Roman" w:cs="Times New Roman"/>
-        </w:rPr>
-        <w:t>MXToolbox</w:t>
-      </w:r>
-      <w:proofErr w:type="spellEnd"/>
-      <w:r>
-        <w:rPr>
-          <w:rFonts w:ascii="Times New Roman" w:hAnsi="Times New Roman" w:cs="Times New Roman"/>
-        </w:rPr>
-        <w:t>. Authentication protocols (SPF, DKIM, DMARC) and the originating IP address were manually verified, demonstrating how to trace email origins and detect potential spoofing.</w:t>
+        <w:t>The email header was successfully extracted and analyzed using MXToolbox. Authentication protocols (SPF, DKIM, DMARC) and the originating IP address were manually verified, demonstrating how to trace email origins and detect potential spoofing.</w:t>
       </w:r>
     </w:p>
     <w:p>
@@ -3368,6 +3234,7 @@
   <w:style w:type="character" w:default="1" w:styleId="DefaultParagraphFont">
     <w:name w:val="Default Paragraph Font"/>
     <w:uiPriority w:val="1"/>
+    <w:semiHidden/>
     <w:unhideWhenUsed/>
   </w:style>
   <w:style w:type="table" w:default="1" w:styleId="TableNormal">

--- a/Experiment-04-MHA/Exp_4.docx
+++ b/Experiment-04-MHA/Exp_4.docx
@@ -1,6 +1,6 @@
 
 <file path=word/document.xml><?xml version="1.0" encoding="utf-8"?>
-<w:document xmlns:wpc="http://schemas.microsoft.com/office/word/2010/wordprocessingCanvas" xmlns:cx="http://schemas.microsoft.com/office/drawing/2014/chartex" xmlns:cx1="http://schemas.microsoft.com/office/drawing/2015/9/8/chartex" xmlns:cx2="http://schemas.microsoft.com/office/drawing/2015/10/21/chartex" xmlns:cx3="http://schemas.microsoft.com/office/drawing/2016/5/9/chartex" xmlns:cx4="http://schemas.microsoft.com/office/drawing/2016/5/10/chartex" xmlns:cx5="http://schemas.microsoft.com/office/drawing/2016/5/11/chartex" xmlns:cx6="http://schemas.microsoft.com/office/drawing/2016/5/12/chartex" xmlns:cx7="http://schemas.microsoft.com/office/drawing/2016/5/13/chartex" xmlns:cx8="http://schemas.microsoft.com/office/drawing/2016/5/14/chartex" xmlns:mc="http://schemas.openxmlformats.org/markup-compatibility/2006" xmlns:aink="http://schemas.microsoft.com/office/drawing/2016/ink" xmlns:am3d="http://schemas.microsoft.com/office/drawing/2017/model3d" xmlns:o="urn:schemas-microsoft-com:office:office" xmlns:oel="http://schemas.microsoft.com/office/2019/extlst" xmlns:r="http://schemas.openxmlformats.org/officeDocument/2006/relationships" xmlns:m="http://schemas.openxmlformats.org/officeDocument/2006/math" xmlns:v="urn:schemas-microsoft-com:vml" xmlns:wp14="http://schemas.microsoft.com/office/word/2010/wordprocessingDrawing" xmlns:wp="http://schemas.openxmlformats.org/drawingml/2006/wordprocessingDrawing" xmlns:w10="urn:schemas-microsoft-com:office:word" xmlns:w="http://schemas.openxmlformats.org/wordprocessingml/2006/main" xmlns:w14="http://schemas.microsoft.com/office/word/2010/wordml" xmlns:w15="http://schemas.microsoft.com/office/word/2012/wordml" xmlns:w16cei="http://schemas.microsoft.com/office/word/2026/wordml/cei" xmlns:w16cex="http://schemas.microsoft.com/office/word/2018/wordml/cex" xmlns:w16cid="http://schemas.microsoft.com/office/word/2016/wordml/cid" xmlns:w16="http://schemas.microsoft.com/office/word/2018/wordml" xmlns:w16du="http://schemas.microsoft.com/office/word/2023/wordml/word16du" xmlns:w16sdtdh="http://schemas.microsoft.com/office/word/2020/wordml/sdtdatahash" xmlns:w16sdtfl="http://schemas.microsoft.com/office/word/2024/wordml/sdtformatlock" xmlns:w16se="http://schemas.microsoft.com/office/word/2015/wordml/symex" xmlns:wpg="http://schemas.microsoft.com/office/word/2010/wordprocessingGroup" xmlns:wpi="http://schemas.microsoft.com/office/word/2010/wordprocessingInk" xmlns:wne="http://schemas.microsoft.com/office/word/2006/wordml" xmlns:wps="http://schemas.microsoft.com/office/word/2010/wordprocessingShape" mc:Ignorable="w14 w15 w16se w16cid w16 w16cex w16sdtdh w16sdtfl w16du wp14">
+<w:document xmlns:wpc="http://schemas.microsoft.com/office/word/2010/wordprocessingCanvas" xmlns:cx="http://schemas.microsoft.com/office/drawing/2014/chartex" xmlns:cx1="http://schemas.microsoft.com/office/drawing/2015/9/8/chartex" xmlns:cx2="http://schemas.microsoft.com/office/drawing/2015/10/21/chartex" xmlns:cx3="http://schemas.microsoft.com/office/drawing/2016/5/9/chartex" xmlns:cx4="http://schemas.microsoft.com/office/drawing/2016/5/10/chartex" xmlns:cx5="http://schemas.microsoft.com/office/drawing/2016/5/11/chartex" xmlns:cx6="http://schemas.microsoft.com/office/drawing/2016/5/12/chartex" xmlns:cx7="http://schemas.microsoft.com/office/drawing/2016/5/13/chartex" xmlns:cx8="http://schemas.microsoft.com/office/drawing/2016/5/14/chartex" xmlns:mc="http://schemas.openxmlformats.org/markup-compatibility/2006" xmlns:aink="http://schemas.microsoft.com/office/drawing/2016/ink" xmlns:am3d="http://schemas.microsoft.com/office/drawing/2017/model3d" xmlns:o="urn:schemas-microsoft-com:office:office" xmlns:oel="http://schemas.microsoft.com/office/2019/extlst" xmlns:r="http://schemas.openxmlformats.org/officeDocument/2006/relationships" xmlns:m="http://schemas.openxmlformats.org/officeDocument/2006/math" xmlns:v="urn:schemas-microsoft-com:vml" xmlns:wp14="http://schemas.microsoft.com/office/word/2010/wordprocessingDrawing" xmlns:wp="http://schemas.openxmlformats.org/drawingml/2006/wordprocessingDrawing" xmlns:w10="urn:schemas-microsoft-com:office:word" xmlns:w="http://schemas.openxmlformats.org/wordprocessingml/2006/main" xmlns:w14="http://schemas.microsoft.com/office/word/2010/wordml" xmlns:w15="http://schemas.microsoft.com/office/word/2012/wordml" xmlns:w16cex="http://schemas.microsoft.com/office/word/2018/wordml/cex" xmlns:w16cid="http://schemas.microsoft.com/office/word/2016/wordml/cid" xmlns:w16="http://schemas.microsoft.com/office/word/2018/wordml" xmlns:w16du="http://schemas.microsoft.com/office/word/2023/wordml/word16du" xmlns:w16sdtdh="http://schemas.microsoft.com/office/word/2020/wordml/sdtdatahash" xmlns:w16sdtfl="http://schemas.microsoft.com/office/word/2024/wordml/sdtformatlock" xmlns:w16se="http://schemas.microsoft.com/office/word/2015/wordml/symex" xmlns:wpg="http://schemas.microsoft.com/office/word/2010/wordprocessingGroup" xmlns:wpi="http://schemas.microsoft.com/office/word/2010/wordprocessingInk" xmlns:wne="http://schemas.microsoft.com/office/word/2006/wordml" xmlns:wps="http://schemas.microsoft.com/office/word/2010/wordprocessingShape" mc:Ignorable="w14 w15 w16se w16cid w16 w16cex w16sdtdh w16sdtfl w16du wp14">
   <w:body>
     <w:p>
       <w:pPr>
@@ -8,19 +8,33 @@
         <w:jc w:val="center"/>
         <w:rPr>
           <w:rFonts w:ascii="Times New Roman" w:hAnsi="Times New Roman" w:cs="Times New Roman"/>
-          <w:sz w:val="32"/>
-          <w:szCs w:val="32"/>
-        </w:rPr>
-      </w:pPr>
-      <w:r>
-        <w:rPr>
-          <w:rFonts w:ascii="Times New Roman" w:hAnsi="Times New Roman" w:cs="Times New Roman"/>
-          <w:b/>
-          <w:bCs/>
-          <w:sz w:val="32"/>
-          <w:szCs w:val="32"/>
-        </w:rPr>
-        <w:t>Digital Forensics Laboratory</w:t>
+          <w:b/>
+          <w:bCs/>
+          <w:sz w:val="28"/>
+          <w:szCs w:val="28"/>
+        </w:rPr>
+      </w:pPr>
+      <w:proofErr w:type="spellStart"/>
+      <w:r>
+        <w:rPr>
+          <w:rFonts w:ascii="Times New Roman" w:hAnsi="Times New Roman" w:cs="Times New Roman"/>
+          <w:b/>
+          <w:bCs/>
+          <w:sz w:val="28"/>
+          <w:szCs w:val="28"/>
+        </w:rPr>
+        <w:t>Analyze</w:t>
+      </w:r>
+      <w:proofErr w:type="spellEnd"/>
+      <w:r>
+        <w:rPr>
+          <w:rFonts w:ascii="Times New Roman" w:hAnsi="Times New Roman" w:cs="Times New Roman"/>
+          <w:b/>
+          <w:bCs/>
+          <w:sz w:val="28"/>
+          <w:szCs w:val="28"/>
+        </w:rPr>
+        <w:t xml:space="preserve"> Email Headers and Detect Email Spoofing using MHA (Mail Header Analyzer)</w:t>
       </w:r>
     </w:p>
     <w:p>
@@ -50,6 +64,14 @@
         </w:rPr>
         <w:t xml:space="preserve">                                                                        </w:t>
       </w:r>
+    </w:p>
+    <w:p>
+      <w:pPr>
+        <w:spacing w:line="360" w:lineRule="auto"/>
+        <w:rPr>
+          <w:rFonts w:ascii="Times New Roman" w:hAnsi="Times New Roman" w:cs="Times New Roman"/>
+        </w:rPr>
+      </w:pPr>
       <w:r>
         <w:rPr>
           <w:rFonts w:ascii="Times New Roman" w:hAnsi="Times New Roman" w:cs="Times New Roman"/>
@@ -62,30 +84,7 @@
         <w:rPr>
           <w:rFonts w:ascii="Times New Roman" w:hAnsi="Times New Roman" w:cs="Times New Roman"/>
         </w:rPr>
-        <w:t xml:space="preserve"> August 6, 2026</w:t>
-      </w:r>
-    </w:p>
-    <w:p>
-      <w:pPr>
-        <w:spacing w:line="360" w:lineRule="auto"/>
-        <w:jc w:val="center"/>
-        <w:rPr>
-          <w:rFonts w:ascii="Times New Roman" w:hAnsi="Times New Roman" w:cs="Times New Roman"/>
-        </w:rPr>
-      </w:pPr>
-      <w:r>
-        <w:rPr>
-          <w:rFonts w:ascii="Times New Roman" w:hAnsi="Times New Roman" w:cs="Times New Roman"/>
-          <w:b/>
-          <w:bCs/>
-        </w:rPr>
-        <w:t>TITLE:</w:t>
-      </w:r>
-      <w:r>
-        <w:rPr>
-          <w:rFonts w:ascii="Times New Roman" w:hAnsi="Times New Roman" w:cs="Times New Roman"/>
-        </w:rPr>
-        <w:t xml:space="preserve"> Analyze Email Headers and Detect Email Spoofing using MHA (Mail Header Analyzer)</w:t>
+        <w:t xml:space="preserve"> </w:t>
       </w:r>
     </w:p>
     <w:p>
@@ -127,7 +126,21 @@
         <w:rPr>
           <w:rFonts w:ascii="Times New Roman" w:hAnsi="Times New Roman" w:cs="Times New Roman"/>
         </w:rPr>
-        <w:t>To extract, analyze, and interpret email headers to trace an email's origin, verify its authenticity protocols (SPF, DKIM, DMARC), and detect potential spoofing or phishing attempts using Mail Header Analyzer (MHA) tools.</w:t>
+        <w:t xml:space="preserve">To extract, </w:t>
+      </w:r>
+      <w:proofErr w:type="spellStart"/>
+      <w:r>
+        <w:rPr>
+          <w:rFonts w:ascii="Times New Roman" w:hAnsi="Times New Roman" w:cs="Times New Roman"/>
+        </w:rPr>
+        <w:t>analyze</w:t>
+      </w:r>
+      <w:proofErr w:type="spellEnd"/>
+      <w:r>
+        <w:rPr>
+          <w:rFonts w:ascii="Times New Roman" w:hAnsi="Times New Roman" w:cs="Times New Roman"/>
+        </w:rPr>
+        <w:t>, and interpret email headers to trace an email's origin, verify its authenticity protocols (SPF, DKIM, DMARC), and detect potential spoofing or phishing attempts using Mail Header Analyzer (MHA) tools.</w:t>
       </w:r>
     </w:p>
     <w:p>
@@ -236,7 +249,21 @@
         <w:rPr>
           <w:rFonts w:ascii="Times New Roman" w:hAnsi="Times New Roman" w:cs="Times New Roman"/>
         </w:rPr>
-        <w:t xml:space="preserve"> MXToolbox (Online Mail Header Analyzer), WHOIS IP Lookup</w:t>
+        <w:t xml:space="preserve"> </w:t>
+      </w:r>
+      <w:proofErr w:type="spellStart"/>
+      <w:r>
+        <w:rPr>
+          <w:rFonts w:ascii="Times New Roman" w:hAnsi="Times New Roman" w:cs="Times New Roman"/>
+        </w:rPr>
+        <w:t>MXToolbox</w:t>
+      </w:r>
+      <w:proofErr w:type="spellEnd"/>
+      <w:r>
+        <w:rPr>
+          <w:rFonts w:ascii="Times New Roman" w:hAnsi="Times New Roman" w:cs="Times New Roman"/>
+        </w:rPr>
+        <w:t xml:space="preserve"> (Online Mail Header Analyzer), WHOIS IP Lookup</w:t>
       </w:r>
     </w:p>
     <w:p>
@@ -265,7 +292,15 @@
           <w:b/>
           <w:bCs/>
         </w:rPr>
-        <w:t>3. THEORY</w:t>
+        <w:t xml:space="preserve">3. </w:t>
+      </w:r>
+      <w:r>
+        <w:rPr>
+          <w:rFonts w:ascii="Times New Roman" w:hAnsi="Times New Roman" w:cs="Times New Roman"/>
+          <w:b/>
+          <w:bCs/>
+        </w:rPr>
+        <w:t>DESCRIPTION</w:t>
       </w:r>
     </w:p>
     <w:p>
@@ -294,7 +329,21 @@
         <w:rPr>
           <w:rFonts w:ascii="Times New Roman" w:hAnsi="Times New Roman" w:cs="Times New Roman"/>
         </w:rPr>
-        <w:t>. This header tracks the email's journey from the sender's server to the recipient's inbox and contains critical routing and authentication information. Analyzing these headers helps forensic investigators verify if an email is legitimate or spoofed.</w:t>
+        <w:t xml:space="preserve">. This header tracks the email's journey from the sender's server to the recipient's inbox and contains critical routing and authentication information. </w:t>
+      </w:r>
+      <w:proofErr w:type="spellStart"/>
+      <w:r>
+        <w:rPr>
+          <w:rFonts w:ascii="Times New Roman" w:hAnsi="Times New Roman" w:cs="Times New Roman"/>
+        </w:rPr>
+        <w:t>Analyzing</w:t>
+      </w:r>
+      <w:proofErr w:type="spellEnd"/>
+      <w:r>
+        <w:rPr>
+          <w:rFonts w:ascii="Times New Roman" w:hAnsi="Times New Roman" w:cs="Times New Roman"/>
+        </w:rPr>
+        <w:t xml:space="preserve"> these headers helps forensic investigators verify if an email is legitimate or spoofed.</w:t>
       </w:r>
     </w:p>
     <w:p>
@@ -468,7 +517,7 @@
           <w:noProof/>
         </w:rPr>
         <w:drawing>
-          <wp:anchor distT="0" distB="0" distL="114300" distR="114300" simplePos="0" relativeHeight="251658240" behindDoc="0" locked="0" layoutInCell="1" allowOverlap="1" wp14:anchorId="2E724A5A" wp14:editId="600A7610">
+          <wp:anchor distT="0" distB="0" distL="114300" distR="114300" simplePos="0" relativeHeight="251659264" behindDoc="0" locked="0" layoutInCell="1" allowOverlap="1" wp14:anchorId="2909A706" wp14:editId="72594B19">
             <wp:simplePos x="0" y="0"/>
             <wp:positionH relativeFrom="margin">
               <wp:align>right</wp:align>
@@ -647,7 +696,7 @@
           <w:noProof/>
         </w:rPr>
         <w:drawing>
-          <wp:inline distT="0" distB="0" distL="0" distR="0" wp14:anchorId="36BFCC6A" wp14:editId="6032FC1B">
+          <wp:inline distT="0" distB="0" distL="0" distR="0" wp14:anchorId="66A2E794" wp14:editId="129B0F61">
             <wp:extent cx="5731510" cy="2260600"/>
             <wp:effectExtent l="0" t="0" r="2540" b="6350"/>
             <wp:docPr id="1262668900" name="Picture 2"/>
@@ -721,8 +770,36 @@
           <w:bCs/>
         </w:rPr>
         <w:lastRenderedPageBreak/>
-        <w:t>Step 3: Analyzing the Header via MXToolbox</w:t>
-      </w:r>
+        <w:t xml:space="preserve">Step 3: </w:t>
+      </w:r>
+      <w:proofErr w:type="spellStart"/>
+      <w:r>
+        <w:rPr>
+          <w:rFonts w:ascii="Times New Roman" w:hAnsi="Times New Roman" w:cs="Times New Roman"/>
+          <w:b/>
+          <w:bCs/>
+        </w:rPr>
+        <w:t>Analyzing</w:t>
+      </w:r>
+      <w:proofErr w:type="spellEnd"/>
+      <w:r>
+        <w:rPr>
+          <w:rFonts w:ascii="Times New Roman" w:hAnsi="Times New Roman" w:cs="Times New Roman"/>
+          <w:b/>
+          <w:bCs/>
+        </w:rPr>
+        <w:t xml:space="preserve"> the Header via </w:t>
+      </w:r>
+      <w:proofErr w:type="spellStart"/>
+      <w:r>
+        <w:rPr>
+          <w:rFonts w:ascii="Times New Roman" w:hAnsi="Times New Roman" w:cs="Times New Roman"/>
+          <w:b/>
+          <w:bCs/>
+        </w:rPr>
+        <w:t>MXToolbox</w:t>
+      </w:r>
+      <w:proofErr w:type="spellEnd"/>
     </w:p>
     <w:p>
       <w:pPr>
@@ -742,6 +819,7 @@
         </w:rPr>
         <w:t xml:space="preserve">Navigate to an online Mail Header Analyzer, such as </w:t>
       </w:r>
+      <w:proofErr w:type="spellStart"/>
       <w:r>
         <w:rPr>
           <w:rFonts w:ascii="Times New Roman" w:hAnsi="Times New Roman" w:cs="Times New Roman"/>
@@ -750,6 +828,7 @@
         </w:rPr>
         <w:t>MXToolbox</w:t>
       </w:r>
+      <w:proofErr w:type="spellEnd"/>
       <w:r>
         <w:rPr>
           <w:rFonts w:ascii="Times New Roman" w:hAnsi="Times New Roman" w:cs="Times New Roman"/>
@@ -773,7 +852,21 @@
         <w:rPr>
           <w:rFonts w:ascii="Times New Roman" w:hAnsi="Times New Roman" w:cs="Times New Roman"/>
         </w:rPr>
-        <w:t>Paste the copied raw header text into the analysis tool and click Analyze.</w:t>
+        <w:t xml:space="preserve">Paste the copied raw header text into the analysis tool and click </w:t>
+      </w:r>
+      <w:proofErr w:type="spellStart"/>
+      <w:r>
+        <w:rPr>
+          <w:rFonts w:ascii="Times New Roman" w:hAnsi="Times New Roman" w:cs="Times New Roman"/>
+        </w:rPr>
+        <w:t>Analyze</w:t>
+      </w:r>
+      <w:proofErr w:type="spellEnd"/>
+      <w:r>
+        <w:rPr>
+          <w:rFonts w:ascii="Times New Roman" w:hAnsi="Times New Roman" w:cs="Times New Roman"/>
+        </w:rPr>
+        <w:t>.</w:t>
       </w:r>
     </w:p>
     <w:p>
@@ -838,7 +931,7 @@
           <w:noProof/>
         </w:rPr>
         <w:drawing>
-          <wp:inline distT="0" distB="0" distL="0" distR="0" wp14:anchorId="26C43041" wp14:editId="6CB11301">
+          <wp:inline distT="0" distB="0" distL="0" distR="0" wp14:anchorId="61A9C451" wp14:editId="48DD4D96">
             <wp:extent cx="5731510" cy="2595245"/>
             <wp:effectExtent l="0" t="0" r="2540" b="0"/>
             <wp:docPr id="369904441" name="Picture 3"/>
@@ -930,7 +1023,21 @@
         <w:rPr>
           <w:rFonts w:ascii="Times New Roman" w:hAnsi="Times New Roman" w:cs="Times New Roman"/>
         </w:rPr>
-        <w:t>Scroll down in the analyzer tool to inspect the authentication policies</w:t>
+        <w:t xml:space="preserve">Scroll down in the </w:t>
+      </w:r>
+      <w:proofErr w:type="spellStart"/>
+      <w:r>
+        <w:rPr>
+          <w:rFonts w:ascii="Times New Roman" w:hAnsi="Times New Roman" w:cs="Times New Roman"/>
+        </w:rPr>
+        <w:t>analyzer</w:t>
+      </w:r>
+      <w:proofErr w:type="spellEnd"/>
+      <w:r>
+        <w:rPr>
+          <w:rFonts w:ascii="Times New Roman" w:hAnsi="Times New Roman" w:cs="Times New Roman"/>
+        </w:rPr>
+        <w:t xml:space="preserve"> tool to inspect the authentication policies</w:t>
       </w:r>
       <w:r>
         <w:rPr>
@@ -938,11 +1045,19 @@
         </w:rPr>
         <w:t xml:space="preserve"> and </w:t>
       </w:r>
-      <w:r>
-        <w:rPr>
-          <w:rFonts w:ascii="Times New Roman" w:hAnsi="Times New Roman" w:cs="Times New Roman"/>
-        </w:rPr>
-        <w:t>Verify if the DMARC record is compliant.</w:t>
+      <w:proofErr w:type="gramStart"/>
+      <w:r>
+        <w:rPr>
+          <w:rFonts w:ascii="Times New Roman" w:hAnsi="Times New Roman" w:cs="Times New Roman"/>
+        </w:rPr>
+        <w:t>Verify</w:t>
+      </w:r>
+      <w:proofErr w:type="gramEnd"/>
+      <w:r>
+        <w:rPr>
+          <w:rFonts w:ascii="Times New Roman" w:hAnsi="Times New Roman" w:cs="Times New Roman"/>
+        </w:rPr>
+        <w:t xml:space="preserve"> if the DMARC record is compliant.</w:t>
       </w:r>
     </w:p>
     <w:p>
@@ -977,7 +1092,7 @@
           <w:noProof/>
         </w:rPr>
         <w:drawing>
-          <wp:inline distT="0" distB="0" distL="0" distR="0" wp14:anchorId="751079CA" wp14:editId="0EFF2167">
+          <wp:inline distT="0" distB="0" distL="0" distR="0" wp14:anchorId="6CF65E7D" wp14:editId="4293C9EF">
             <wp:extent cx="5731510" cy="1889760"/>
             <wp:effectExtent l="0" t="0" r="2540" b="0"/>
             <wp:docPr id="1961371990" name="Picture 4"/>
@@ -1138,7 +1253,7 @@
           <w:noProof/>
         </w:rPr>
         <w:drawing>
-          <wp:inline distT="0" distB="0" distL="0" distR="0" wp14:anchorId="3FC9EA8B" wp14:editId="08B166E6">
+          <wp:inline distT="0" distB="0" distL="0" distR="0" wp14:anchorId="3AB6BEA6" wp14:editId="0FBCC491">
             <wp:extent cx="5731510" cy="4335145"/>
             <wp:effectExtent l="0" t="0" r="2540" b="8255"/>
             <wp:docPr id="1354114829" name="Picture 5"/>
@@ -1201,17 +1316,21 @@
         <w:jc w:val="both"/>
         <w:rPr>
           <w:rFonts w:ascii="Times New Roman" w:hAnsi="Times New Roman" w:cs="Times New Roman"/>
-          <w:b/>
-          <w:bCs/>
-        </w:rPr>
-      </w:pPr>
-      <w:r>
-        <w:rPr>
-          <w:rFonts w:ascii="Times New Roman" w:hAnsi="Times New Roman" w:cs="Times New Roman"/>
-          <w:b/>
-          <w:bCs/>
-        </w:rPr>
-        <w:t>5. FORENSIC FINDINGS &amp; ANALYSIS</w:t>
+        </w:rPr>
+      </w:pPr>
+      <w:r>
+        <w:rPr>
+          <w:rFonts w:ascii="Times New Roman" w:hAnsi="Times New Roman" w:cs="Times New Roman"/>
+          <w:b/>
+          <w:bCs/>
+        </w:rPr>
+        <w:t xml:space="preserve">5. </w:t>
+      </w:r>
+      <w:r>
+        <w:rPr>
+          <w:rFonts w:ascii="Times New Roman" w:hAnsi="Times New Roman" w:cs="Times New Roman"/>
+        </w:rPr>
+        <w:t>FORENSIC FINDINGS &amp; ANALYSIS</w:t>
       </w:r>
     </w:p>
     <w:p>
@@ -1231,9 +1350,10 @@
     </w:p>
     <w:p>
       <w:pPr>
+        <w:pStyle w:val="ListParagraph"/>
         <w:numPr>
           <w:ilvl w:val="0"/>
-          <w:numId w:val="8"/>
+          <w:numId w:val="9"/>
         </w:numPr>
         <w:spacing w:line="360" w:lineRule="auto"/>
         <w:jc w:val="both"/>
@@ -1244,23 +1364,16 @@
       <w:r>
         <w:rPr>
           <w:rFonts w:ascii="Times New Roman" w:hAnsi="Times New Roman" w:cs="Times New Roman"/>
-          <w:b/>
-          <w:bCs/>
-        </w:rPr>
-        <w:t>Sender Domain:</w:t>
-      </w:r>
-      <w:r>
-        <w:rPr>
-          <w:rFonts w:ascii="Times New Roman" w:hAnsi="Times New Roman" w:cs="Times New Roman"/>
-        </w:rPr>
-        <w:t xml:space="preserve"> communication.vodafoneidea.in</w:t>
-      </w:r>
-    </w:p>
-    <w:p>
-      <w:pPr>
+        </w:rPr>
+        <w:t>Sender Domain: communication.vodafoneidea.in</w:t>
+      </w:r>
+    </w:p>
+    <w:p>
+      <w:pPr>
+        <w:pStyle w:val="ListParagraph"/>
         <w:numPr>
           <w:ilvl w:val="0"/>
-          <w:numId w:val="8"/>
+          <w:numId w:val="9"/>
         </w:numPr>
         <w:spacing w:line="360" w:lineRule="auto"/>
         <w:jc w:val="both"/>
@@ -1271,23 +1384,16 @@
       <w:r>
         <w:rPr>
           <w:rFonts w:ascii="Times New Roman" w:hAnsi="Times New Roman" w:cs="Times New Roman"/>
-          <w:b/>
-          <w:bCs/>
-        </w:rPr>
-        <w:t>Sending IP Address:</w:t>
-      </w:r>
-      <w:r>
-        <w:rPr>
-          <w:rFonts w:ascii="Times New Roman" w:hAnsi="Times New Roman" w:cs="Times New Roman"/>
-        </w:rPr>
-        <w:t xml:space="preserve"> 185.255.8.37</w:t>
-      </w:r>
-    </w:p>
-    <w:p>
-      <w:pPr>
+        </w:rPr>
+        <w:t>Sending IP Address: 185.255.8.37</w:t>
+      </w:r>
+    </w:p>
+    <w:p>
+      <w:pPr>
+        <w:pStyle w:val="ListParagraph"/>
         <w:numPr>
           <w:ilvl w:val="0"/>
-          <w:numId w:val="8"/>
+          <w:numId w:val="9"/>
         </w:numPr>
         <w:spacing w:line="360" w:lineRule="auto"/>
         <w:jc w:val="both"/>
@@ -1298,37 +1404,16 @@
       <w:r>
         <w:rPr>
           <w:rFonts w:ascii="Times New Roman" w:hAnsi="Times New Roman" w:cs="Times New Roman"/>
-          <w:b/>
-          <w:bCs/>
-        </w:rPr>
-        <w:t>Authentication Status:</w:t>
-      </w:r>
-      <w:r>
-        <w:rPr>
-          <w:rFonts w:ascii="Times New Roman" w:hAnsi="Times New Roman" w:cs="Times New Roman"/>
-        </w:rPr>
-        <w:t xml:space="preserve"> The email </w:t>
-      </w:r>
-      <w:r>
-        <w:rPr>
-          <w:rFonts w:ascii="Times New Roman" w:hAnsi="Times New Roman" w:cs="Times New Roman"/>
-          <w:b/>
-          <w:bCs/>
-        </w:rPr>
-        <w:t>PASSED</w:t>
-      </w:r>
-      <w:r>
-        <w:rPr>
-          <w:rFonts w:ascii="Times New Roman" w:hAnsi="Times New Roman" w:cs="Times New Roman"/>
-        </w:rPr>
-        <w:t xml:space="preserve"> all primary checks (SPF, DKIM, and DMARC). The IP address is officially authorized to send on behalf of the domain.</w:t>
-      </w:r>
-    </w:p>
-    <w:p>
-      <w:pPr>
+        </w:rPr>
+        <w:t>Authentication Status: The email PASSED all primary checks (SPF, DKIM, and DMARC). The IP address is officially authorized to send on behalf of the domain.</w:t>
+      </w:r>
+    </w:p>
+    <w:p>
+      <w:pPr>
+        <w:pStyle w:val="ListParagraph"/>
         <w:numPr>
           <w:ilvl w:val="0"/>
-          <w:numId w:val="8"/>
+          <w:numId w:val="9"/>
         </w:numPr>
         <w:spacing w:line="360" w:lineRule="auto"/>
         <w:jc w:val="both"/>
@@ -1339,24 +1424,16 @@
       <w:r>
         <w:rPr>
           <w:rFonts w:ascii="Times New Roman" w:hAnsi="Times New Roman" w:cs="Times New Roman"/>
-          <w:b/>
-          <w:bCs/>
-        </w:rPr>
-        <w:lastRenderedPageBreak/>
-        <w:t>WHOIS Verification:</w:t>
-      </w:r>
-      <w:r>
-        <w:rPr>
-          <w:rFonts w:ascii="Times New Roman" w:hAnsi="Times New Roman" w:cs="Times New Roman"/>
-        </w:rPr>
-        <w:t xml:space="preserve"> The IP belongs to INFOBIP_INDIA, a legitimate bulk SMS and email gateway service frequently used by telecom providers.</w:t>
-      </w:r>
-    </w:p>
-    <w:p>
-      <w:pPr>
+        </w:rPr>
+        <w:t>WHOIS Verification: The IP belongs to INFOBIP_INDIA, a legitimate bulk SMS and email gateway service frequently used by telecom providers.</w:t>
+      </w:r>
+    </w:p>
+    <w:p>
+      <w:pPr>
+        <w:pStyle w:val="ListParagraph"/>
         <w:numPr>
           <w:ilvl w:val="0"/>
-          <w:numId w:val="8"/>
+          <w:numId w:val="9"/>
         </w:numPr>
         <w:spacing w:line="360" w:lineRule="auto"/>
         <w:jc w:val="both"/>
@@ -1367,85 +1444,124 @@
       <w:r>
         <w:rPr>
           <w:rFonts w:ascii="Times New Roman" w:hAnsi="Times New Roman" w:cs="Times New Roman"/>
-          <w:b/>
-          <w:bCs/>
-        </w:rPr>
-        <w:t>Conclusion on Spoofing:</w:t>
-      </w:r>
-      <w:r>
-        <w:rPr>
-          <w:rFonts w:ascii="Times New Roman" w:hAnsi="Times New Roman" w:cs="Times New Roman"/>
-        </w:rPr>
-        <w:t xml:space="preserve"> Despite being flagged as spam by Gmail's automated content filters (likely due to promotional marketing content), the header analysis proves this email is </w:t>
-      </w:r>
-      <w:r>
-        <w:rPr>
-          <w:rFonts w:ascii="Times New Roman" w:hAnsi="Times New Roman" w:cs="Times New Roman"/>
-          <w:b/>
-          <w:bCs/>
-        </w:rPr>
-        <w:t>cryptographically authentic and not spoofed</w:t>
-      </w:r>
-      <w:r>
-        <w:rPr>
-          <w:rFonts w:ascii="Times New Roman" w:hAnsi="Times New Roman" w:cs="Times New Roman"/>
-        </w:rPr>
-        <w:t>. The sender identity is genuine.</w:t>
-      </w:r>
-    </w:p>
-    <w:p>
-      <w:pPr>
-        <w:spacing w:line="360" w:lineRule="auto"/>
-        <w:jc w:val="both"/>
-        <w:rPr>
-          <w:rFonts w:ascii="Times New Roman" w:hAnsi="Times New Roman" w:cs="Times New Roman"/>
-        </w:rPr>
-      </w:pPr>
-    </w:p>
-    <w:p>
-      <w:pPr>
-        <w:spacing w:line="360" w:lineRule="auto"/>
-        <w:jc w:val="both"/>
-        <w:rPr>
-          <w:rFonts w:ascii="Times New Roman" w:hAnsi="Times New Roman" w:cs="Times New Roman"/>
-        </w:rPr>
-      </w:pPr>
-    </w:p>
-    <w:p>
-      <w:pPr>
-        <w:spacing w:line="360" w:lineRule="auto"/>
-        <w:jc w:val="both"/>
-        <w:rPr>
-          <w:rFonts w:ascii="Times New Roman" w:hAnsi="Times New Roman" w:cs="Times New Roman"/>
-        </w:rPr>
-      </w:pPr>
-    </w:p>
-    <w:p>
-      <w:pPr>
-        <w:spacing w:line="360" w:lineRule="auto"/>
-        <w:jc w:val="both"/>
-        <w:rPr>
-          <w:rFonts w:ascii="Times New Roman" w:hAnsi="Times New Roman" w:cs="Times New Roman"/>
-        </w:rPr>
-      </w:pPr>
-    </w:p>
-    <w:p>
-      <w:pPr>
-        <w:spacing w:line="360" w:lineRule="auto"/>
-        <w:jc w:val="both"/>
-        <w:rPr>
-          <w:rFonts w:ascii="Times New Roman" w:hAnsi="Times New Roman" w:cs="Times New Roman"/>
-        </w:rPr>
-      </w:pPr>
-    </w:p>
-    <w:p>
-      <w:pPr>
-        <w:spacing w:line="360" w:lineRule="auto"/>
-        <w:jc w:val="both"/>
-        <w:rPr>
-          <w:rFonts w:ascii="Times New Roman" w:hAnsi="Times New Roman" w:cs="Times New Roman"/>
-        </w:rPr>
-      </w:pPr>
+        </w:rPr>
+        <w:lastRenderedPageBreak/>
+        <w:t xml:space="preserve">Hop-by-Hop Routing Analysis: An examination of the chronological Received: lines </w:t>
+      </w:r>
+      <w:proofErr w:type="gramStart"/>
+      <w:r>
+        <w:rPr>
+          <w:rFonts w:ascii="Times New Roman" w:hAnsi="Times New Roman" w:cs="Times New Roman"/>
+        </w:rPr>
+        <w:t>reveals</w:t>
+      </w:r>
+      <w:proofErr w:type="gramEnd"/>
+      <w:r>
+        <w:rPr>
+          <w:rFonts w:ascii="Times New Roman" w:hAnsi="Times New Roman" w:cs="Times New Roman"/>
+        </w:rPr>
+        <w:t xml:space="preserve"> a logical network path from the originating server to Google’s MTAs, with no forged intermediate hops.</w:t>
+      </w:r>
+    </w:p>
+    <w:p>
+      <w:pPr>
+        <w:pStyle w:val="ListParagraph"/>
+        <w:numPr>
+          <w:ilvl w:val="0"/>
+          <w:numId w:val="9"/>
+        </w:numPr>
+        <w:spacing w:line="360" w:lineRule="auto"/>
+        <w:jc w:val="both"/>
+        <w:rPr>
+          <w:rFonts w:ascii="Times New Roman" w:hAnsi="Times New Roman" w:cs="Times New Roman"/>
+        </w:rPr>
+      </w:pPr>
+      <w:r>
+        <w:rPr>
+          <w:rFonts w:ascii="Times New Roman" w:hAnsi="Times New Roman" w:cs="Times New Roman"/>
+        </w:rPr>
+        <w:t>Timestamp and Latency Verification: The timestamps at each server handoff indicate normal transit times, showing no suspicious network delays or rerouting.</w:t>
+      </w:r>
+    </w:p>
+    <w:p>
+      <w:pPr>
+        <w:pStyle w:val="ListParagraph"/>
+        <w:numPr>
+          <w:ilvl w:val="0"/>
+          <w:numId w:val="9"/>
+        </w:numPr>
+        <w:spacing w:line="360" w:lineRule="auto"/>
+        <w:jc w:val="both"/>
+        <w:rPr>
+          <w:rFonts w:ascii="Times New Roman" w:hAnsi="Times New Roman" w:cs="Times New Roman"/>
+        </w:rPr>
+      </w:pPr>
+      <w:r>
+        <w:rPr>
+          <w:rFonts w:ascii="Times New Roman" w:hAnsi="Times New Roman" w:cs="Times New Roman"/>
+        </w:rPr>
+        <w:t>Message-ID Integrity: The Message-ID string follows the standard format expected from an enterprise mail server, ruling out the use of generic spam scripts.</w:t>
+      </w:r>
+    </w:p>
+    <w:p>
+      <w:pPr>
+        <w:pStyle w:val="ListParagraph"/>
+        <w:numPr>
+          <w:ilvl w:val="0"/>
+          <w:numId w:val="9"/>
+        </w:numPr>
+        <w:spacing w:line="360" w:lineRule="auto"/>
+        <w:jc w:val="both"/>
+        <w:rPr>
+          <w:rFonts w:ascii="Times New Roman" w:hAnsi="Times New Roman" w:cs="Times New Roman"/>
+        </w:rPr>
+      </w:pPr>
+      <w:r>
+        <w:rPr>
+          <w:rFonts w:ascii="Times New Roman" w:hAnsi="Times New Roman" w:cs="Times New Roman"/>
+        </w:rPr>
+        <w:t>Return-Path Alignment: The Return-Path address correctly aligns with the sender's infrastructure, typical of legitimate bulk senders.</w:t>
+      </w:r>
+    </w:p>
+    <w:p>
+      <w:pPr>
+        <w:pStyle w:val="ListParagraph"/>
+        <w:numPr>
+          <w:ilvl w:val="0"/>
+          <w:numId w:val="9"/>
+        </w:numPr>
+        <w:spacing w:line="360" w:lineRule="auto"/>
+        <w:jc w:val="both"/>
+        <w:rPr>
+          <w:rFonts w:ascii="Times New Roman" w:hAnsi="Times New Roman" w:cs="Times New Roman"/>
+        </w:rPr>
+      </w:pPr>
+      <w:r>
+        <w:rPr>
+          <w:rFonts w:ascii="Times New Roman" w:hAnsi="Times New Roman" w:cs="Times New Roman"/>
+        </w:rPr>
+        <w:t>X-Header &amp; Spam Assessment: Custom X-Headers indicate that the email triggered spam filters due to promotional content heuristics, not because of a security protocol failure.</w:t>
+      </w:r>
+    </w:p>
+    <w:p>
+      <w:pPr>
+        <w:pStyle w:val="ListParagraph"/>
+        <w:numPr>
+          <w:ilvl w:val="0"/>
+          <w:numId w:val="9"/>
+        </w:numPr>
+        <w:spacing w:line="360" w:lineRule="auto"/>
+        <w:jc w:val="both"/>
+        <w:rPr>
+          <w:rFonts w:ascii="Times New Roman" w:hAnsi="Times New Roman" w:cs="Times New Roman"/>
+        </w:rPr>
+      </w:pPr>
+      <w:r>
+        <w:rPr>
+          <w:rFonts w:ascii="Times New Roman" w:hAnsi="Times New Roman" w:cs="Times New Roman"/>
+        </w:rPr>
+        <w:t>Conclusion on Spoofing: Despite being flagged as spam by Gmail's automated content filters (likely due to promotional marketing content), the complete header analysis proves this email is cryptographically authentic and not spoofed. The sender identity is genuine.</w:t>
+      </w:r>
     </w:p>
     <w:p>
       <w:pPr>
@@ -1568,21 +1684,46 @@
         <w:rPr>
           <w:rFonts w:ascii="Times New Roman" w:hAnsi="Times New Roman" w:cs="Times New Roman"/>
         </w:rPr>
-        <w:t>The email header was successfully extracted and analyzed using MXToolbox. Authentication protocols (SPF, DKIM, DMARC) and the originating IP address were manually verified, demonstrating how to trace email origins and detect potential spoofing.</w:t>
-      </w:r>
-    </w:p>
-    <w:p>
-      <w:pPr>
-        <w:spacing w:line="360" w:lineRule="auto"/>
-        <w:jc w:val="both"/>
-        <w:rPr>
-          <w:rFonts w:ascii="Times New Roman" w:hAnsi="Times New Roman" w:cs="Times New Roman"/>
-        </w:rPr>
-      </w:pPr>
+        <w:t xml:space="preserve">The email header was successfully extracted and </w:t>
+      </w:r>
+      <w:proofErr w:type="spellStart"/>
+      <w:r>
+        <w:rPr>
+          <w:rFonts w:ascii="Times New Roman" w:hAnsi="Times New Roman" w:cs="Times New Roman"/>
+        </w:rPr>
+        <w:t>analyzed</w:t>
+      </w:r>
+      <w:proofErr w:type="spellEnd"/>
+      <w:r>
+        <w:rPr>
+          <w:rFonts w:ascii="Times New Roman" w:hAnsi="Times New Roman" w:cs="Times New Roman"/>
+        </w:rPr>
+        <w:t xml:space="preserve"> using </w:t>
+      </w:r>
+      <w:proofErr w:type="spellStart"/>
+      <w:r>
+        <w:rPr>
+          <w:rFonts w:ascii="Times New Roman" w:hAnsi="Times New Roman" w:cs="Times New Roman"/>
+        </w:rPr>
+        <w:t>MXToolbox</w:t>
+      </w:r>
+      <w:proofErr w:type="spellEnd"/>
+      <w:r>
+        <w:rPr>
+          <w:rFonts w:ascii="Times New Roman" w:hAnsi="Times New Roman" w:cs="Times New Roman"/>
+        </w:rPr>
+        <w:t>. Authentication protocols (SPF, DKIM, DMARC) and the originating IP address were manually verified, demonstrating how to trace email origins and detect potential spoofing.</w:t>
+      </w:r>
     </w:p>
     <w:sectPr>
       <w:pgSz w:w="11906" w:h="16838"/>
       <w:pgMar w:top="1440" w:right="1440" w:bottom="1440" w:left="1440" w:header="708" w:footer="708" w:gutter="0"/>
+      <w:pgBorders w:offsetFrom="page">
+        <w:top w:val="single" w:sz="4" w:space="24" w:color="auto"/>
+        <w:left w:val="single" w:sz="4" w:space="24" w:color="auto"/>
+        <w:bottom w:val="single" w:sz="4" w:space="24" w:color="auto"/>
+        <w:right w:val="single" w:sz="4" w:space="24" w:color="auto"/>
+      </w:pgBorders>
       <w:cols w:space="708"/>
       <w:docGrid w:linePitch="360"/>
     </w:sectPr>
@@ -1591,7 +1732,7 @@
 </file>
 
 <file path=word/numbering.xml><?xml version="1.0" encoding="utf-8"?>
-<w:numbering xmlns:wpc="http://schemas.microsoft.com/office/word/2010/wordprocessingCanvas" xmlns:cx="http://schemas.microsoft.com/office/drawing/2014/chartex" xmlns:cx1="http://schemas.microsoft.com/office/drawing/2015/9/8/chartex" xmlns:cx2="http://schemas.microsoft.com/office/drawing/2015/10/21/chartex" xmlns:cx3="http://schemas.microsoft.com/office/drawing/2016/5/9/chartex" xmlns:cx4="http://schemas.microsoft.com/office/drawing/2016/5/10/chartex" xmlns:cx5="http://schemas.microsoft.com/office/drawing/2016/5/11/chartex" xmlns:cx6="http://schemas.microsoft.com/office/drawing/2016/5/12/chartex" xmlns:cx7="http://schemas.microsoft.com/office/drawing/2016/5/13/chartex" xmlns:cx8="http://schemas.microsoft.com/office/drawing/2016/5/14/chartex" xmlns:mc="http://schemas.openxmlformats.org/markup-compatibility/2006" xmlns:aink="http://schemas.microsoft.com/office/drawing/2016/ink" xmlns:am3d="http://schemas.microsoft.com/office/drawing/2017/model3d" xmlns:o="urn:schemas-microsoft-com:office:office" xmlns:oel="http://schemas.microsoft.com/office/2019/extlst" xmlns:r="http://schemas.openxmlformats.org/officeDocument/2006/relationships" xmlns:m="http://schemas.openxmlformats.org/officeDocument/2006/math" xmlns:v="urn:schemas-microsoft-com:vml" xmlns:wp14="http://schemas.microsoft.com/office/word/2010/wordprocessingDrawing" xmlns:wp="http://schemas.openxmlformats.org/drawingml/2006/wordprocessingDrawing" xmlns:w10="urn:schemas-microsoft-com:office:word" xmlns:w="http://schemas.openxmlformats.org/wordprocessingml/2006/main" xmlns:w14="http://schemas.microsoft.com/office/word/2010/wordml" xmlns:w15="http://schemas.microsoft.com/office/word/2012/wordml" xmlns:w16cei="http://schemas.microsoft.com/office/word/2026/wordml/cei" xmlns:w16cex="http://schemas.microsoft.com/office/word/2018/wordml/cex" xmlns:w16cid="http://schemas.microsoft.com/office/word/2016/wordml/cid" xmlns:w16="http://schemas.microsoft.com/office/word/2018/wordml" xmlns:w16du="http://schemas.microsoft.com/office/word/2023/wordml/word16du" xmlns:w16sdtdh="http://schemas.microsoft.com/office/word/2020/wordml/sdtdatahash" xmlns:w16sdtfl="http://schemas.microsoft.com/office/word/2024/wordml/sdtformatlock" xmlns:w16se="http://schemas.microsoft.com/office/word/2015/wordml/symex" xmlns:wpg="http://schemas.microsoft.com/office/word/2010/wordprocessingGroup" xmlns:wpi="http://schemas.microsoft.com/office/word/2010/wordprocessingInk" xmlns:wne="http://schemas.microsoft.com/office/word/2006/wordml" xmlns:wps="http://schemas.microsoft.com/office/word/2010/wordprocessingShape" mc:Ignorable="w14 w15 w16se w16cid w16 w16cex w16sdtdh w16sdtfl w16du wp14">
+<w:numbering xmlns:wpc="http://schemas.microsoft.com/office/word/2010/wordprocessingCanvas" xmlns:cx="http://schemas.microsoft.com/office/drawing/2014/chartex" xmlns:cx1="http://schemas.microsoft.com/office/drawing/2015/9/8/chartex" xmlns:cx2="http://schemas.microsoft.com/office/drawing/2015/10/21/chartex" xmlns:cx3="http://schemas.microsoft.com/office/drawing/2016/5/9/chartex" xmlns:cx4="http://schemas.microsoft.com/office/drawing/2016/5/10/chartex" xmlns:cx5="http://schemas.microsoft.com/office/drawing/2016/5/11/chartex" xmlns:cx6="http://schemas.microsoft.com/office/drawing/2016/5/12/chartex" xmlns:cx7="http://schemas.microsoft.com/office/drawing/2016/5/13/chartex" xmlns:cx8="http://schemas.microsoft.com/office/drawing/2016/5/14/chartex" xmlns:mc="http://schemas.openxmlformats.org/markup-compatibility/2006" xmlns:aink="http://schemas.microsoft.com/office/drawing/2016/ink" xmlns:am3d="http://schemas.microsoft.com/office/drawing/2017/model3d" xmlns:o="urn:schemas-microsoft-com:office:office" xmlns:oel="http://schemas.microsoft.com/office/2019/extlst" xmlns:r="http://schemas.openxmlformats.org/officeDocument/2006/relationships" xmlns:m="http://schemas.openxmlformats.org/officeDocument/2006/math" xmlns:v="urn:schemas-microsoft-com:vml" xmlns:wp14="http://schemas.microsoft.com/office/word/2010/wordprocessingDrawing" xmlns:wp="http://schemas.openxmlformats.org/drawingml/2006/wordprocessingDrawing" xmlns:w10="urn:schemas-microsoft-com:office:word" xmlns:w="http://schemas.openxmlformats.org/wordprocessingml/2006/main" xmlns:w14="http://schemas.microsoft.com/office/word/2010/wordml" xmlns:w15="http://schemas.microsoft.com/office/word/2012/wordml" xmlns:w16cex="http://schemas.microsoft.com/office/word/2018/wordml/cex" xmlns:w16cid="http://schemas.microsoft.com/office/word/2016/wordml/cid" xmlns:w16="http://schemas.microsoft.com/office/word/2018/wordml" xmlns:w16du="http://schemas.microsoft.com/office/word/2023/wordml/word16du" xmlns:w16sdtdh="http://schemas.microsoft.com/office/word/2020/wordml/sdtdatahash" xmlns:w16sdtfl="http://schemas.microsoft.com/office/word/2024/wordml/sdtformatlock" xmlns:w16se="http://schemas.microsoft.com/office/word/2015/wordml/symex" xmlns:wpg="http://schemas.microsoft.com/office/word/2010/wordprocessingGroup" xmlns:wpi="http://schemas.microsoft.com/office/word/2010/wordprocessingInk" xmlns:wne="http://schemas.microsoft.com/office/word/2006/wordml" xmlns:wps="http://schemas.microsoft.com/office/word/2010/wordprocessingShape" mc:Ignorable="w14 w15 w16se w16cid w16 w16cex w16sdtdh w16sdtfl w16du wp14">
   <w:abstractNum w:abstractNumId="0" w15:restartNumberingAfterBreak="0">
     <w:nsid w:val="04CB1100"/>
     <w:multiLevelType w:val="multilevel"/>
@@ -2117,6 +2258,155 @@
     </w:lvl>
   </w:abstractNum>
   <w:abstractNum w:abstractNumId="4" w15:restartNumberingAfterBreak="0">
+    <w:nsid w:val="28976D71"/>
+    <w:multiLevelType w:val="multilevel"/>
+    <w:tmpl w:val="8B861F72"/>
+    <w:lvl w:ilvl="0">
+      <w:start w:val="1"/>
+      <w:numFmt w:val="decimal"/>
+      <w:lvlText w:val="%1."/>
+      <w:lvlJc w:val="left"/>
+      <w:pPr>
+        <w:tabs>
+          <w:tab w:val="num" w:pos="360"/>
+        </w:tabs>
+        <w:ind w:left="360" w:hanging="360"/>
+      </w:pPr>
+      <w:rPr>
+        <w:rFonts w:hint="default"/>
+        <w:sz w:val="20"/>
+      </w:rPr>
+    </w:lvl>
+    <w:lvl w:ilvl="1" w:tentative="1">
+      <w:start w:val="1"/>
+      <w:numFmt w:val="bullet"/>
+      <w:lvlText w:val="o"/>
+      <w:lvlJc w:val="left"/>
+      <w:pPr>
+        <w:tabs>
+          <w:tab w:val="num" w:pos="1080"/>
+        </w:tabs>
+        <w:ind w:left="1080" w:hanging="360"/>
+      </w:pPr>
+      <w:rPr>
+        <w:rFonts w:ascii="Courier New" w:hAnsi="Courier New" w:hint="default"/>
+        <w:sz w:val="20"/>
+      </w:rPr>
+    </w:lvl>
+    <w:lvl w:ilvl="2" w:tentative="1">
+      <w:start w:val="1"/>
+      <w:numFmt w:val="bullet"/>
+      <w:lvlText w:val=""/>
+      <w:lvlJc w:val="left"/>
+      <w:pPr>
+        <w:tabs>
+          <w:tab w:val="num" w:pos="1800"/>
+        </w:tabs>
+        <w:ind w:left="1800" w:hanging="360"/>
+      </w:pPr>
+      <w:rPr>
+        <w:rFonts w:ascii="Wingdings" w:hAnsi="Wingdings" w:hint="default"/>
+        <w:sz w:val="20"/>
+      </w:rPr>
+    </w:lvl>
+    <w:lvl w:ilvl="3" w:tentative="1">
+      <w:start w:val="1"/>
+      <w:numFmt w:val="bullet"/>
+      <w:lvlText w:val=""/>
+      <w:lvlJc w:val="left"/>
+      <w:pPr>
+        <w:tabs>
+          <w:tab w:val="num" w:pos="2520"/>
+        </w:tabs>
+        <w:ind w:left="2520" w:hanging="360"/>
+      </w:pPr>
+      <w:rPr>
+        <w:rFonts w:ascii="Wingdings" w:hAnsi="Wingdings" w:hint="default"/>
+        <w:sz w:val="20"/>
+      </w:rPr>
+    </w:lvl>
+    <w:lvl w:ilvl="4" w:tentative="1">
+      <w:start w:val="1"/>
+      <w:numFmt w:val="bullet"/>
+      <w:lvlText w:val=""/>
+      <w:lvlJc w:val="left"/>
+      <w:pPr>
+        <w:tabs>
+          <w:tab w:val="num" w:pos="3240"/>
+        </w:tabs>
+        <w:ind w:left="3240" w:hanging="360"/>
+      </w:pPr>
+      <w:rPr>
+        <w:rFonts w:ascii="Wingdings" w:hAnsi="Wingdings" w:hint="default"/>
+        <w:sz w:val="20"/>
+      </w:rPr>
+    </w:lvl>
+    <w:lvl w:ilvl="5" w:tentative="1">
+      <w:start w:val="1"/>
+      <w:numFmt w:val="bullet"/>
+      <w:lvlText w:val=""/>
+      <w:lvlJc w:val="left"/>
+      <w:pPr>
+        <w:tabs>
+          <w:tab w:val="num" w:pos="3960"/>
+        </w:tabs>
+        <w:ind w:left="3960" w:hanging="360"/>
+      </w:pPr>
+      <w:rPr>
+        <w:rFonts w:ascii="Wingdings" w:hAnsi="Wingdings" w:hint="default"/>
+        <w:sz w:val="20"/>
+      </w:rPr>
+    </w:lvl>
+    <w:lvl w:ilvl="6" w:tentative="1">
+      <w:start w:val="1"/>
+      <w:numFmt w:val="bullet"/>
+      <w:lvlText w:val=""/>
+      <w:lvlJc w:val="left"/>
+      <w:pPr>
+        <w:tabs>
+          <w:tab w:val="num" w:pos="4680"/>
+        </w:tabs>
+        <w:ind w:left="4680" w:hanging="360"/>
+      </w:pPr>
+      <w:rPr>
+        <w:rFonts w:ascii="Wingdings" w:hAnsi="Wingdings" w:hint="default"/>
+        <w:sz w:val="20"/>
+      </w:rPr>
+    </w:lvl>
+    <w:lvl w:ilvl="7" w:tentative="1">
+      <w:start w:val="1"/>
+      <w:numFmt w:val="bullet"/>
+      <w:lvlText w:val=""/>
+      <w:lvlJc w:val="left"/>
+      <w:pPr>
+        <w:tabs>
+          <w:tab w:val="num" w:pos="5400"/>
+        </w:tabs>
+        <w:ind w:left="5400" w:hanging="360"/>
+      </w:pPr>
+      <w:rPr>
+        <w:rFonts w:ascii="Wingdings" w:hAnsi="Wingdings" w:hint="default"/>
+        <w:sz w:val="20"/>
+      </w:rPr>
+    </w:lvl>
+    <w:lvl w:ilvl="8" w:tentative="1">
+      <w:start w:val="1"/>
+      <w:numFmt w:val="bullet"/>
+      <w:lvlText w:val=""/>
+      <w:lvlJc w:val="left"/>
+      <w:pPr>
+        <w:tabs>
+          <w:tab w:val="num" w:pos="6120"/>
+        </w:tabs>
+        <w:ind w:left="6120" w:hanging="360"/>
+      </w:pPr>
+      <w:rPr>
+        <w:rFonts w:ascii="Wingdings" w:hAnsi="Wingdings" w:hint="default"/>
+        <w:sz w:val="20"/>
+      </w:rPr>
+    </w:lvl>
+  </w:abstractNum>
+  <w:abstractNum w:abstractNumId="5" w15:restartNumberingAfterBreak="0">
     <w:nsid w:val="532B5D51"/>
     <w:multiLevelType w:val="multilevel"/>
     <w:tmpl w:val="48CE7494"/>
@@ -2229,7 +2519,7 @@
       </w:pPr>
     </w:lvl>
   </w:abstractNum>
-  <w:abstractNum w:abstractNumId="5" w15:restartNumberingAfterBreak="0">
+  <w:abstractNum w:abstractNumId="6" w15:restartNumberingAfterBreak="0">
     <w:nsid w:val="5F76778B"/>
     <w:multiLevelType w:val="multilevel"/>
     <w:tmpl w:val="CA5E244C"/>
@@ -2342,7 +2632,7 @@
       </w:pPr>
     </w:lvl>
   </w:abstractNum>
-  <w:abstractNum w:abstractNumId="6" w15:restartNumberingAfterBreak="0">
+  <w:abstractNum w:abstractNumId="7" w15:restartNumberingAfterBreak="0">
     <w:nsid w:val="68997CD0"/>
     <w:multiLevelType w:val="multilevel"/>
     <w:tmpl w:val="10EC7B7A"/>
@@ -2455,7 +2745,7 @@
       </w:pPr>
     </w:lvl>
   </w:abstractNum>
-  <w:abstractNum w:abstractNumId="7" w15:restartNumberingAfterBreak="0">
+  <w:abstractNum w:abstractNumId="8" w15:restartNumberingAfterBreak="0">
     <w:nsid w:val="74F11288"/>
     <w:multiLevelType w:val="multilevel"/>
     <w:tmpl w:val="29F4D19E"/>
@@ -2608,25 +2898,28 @@
     <w:abstractNumId w:val="1"/>
   </w:num>
   <w:num w:numId="2" w16cid:durableId="718825047">
-    <w:abstractNumId w:val="7"/>
+    <w:abstractNumId w:val="8"/>
   </w:num>
   <w:num w:numId="3" w16cid:durableId="1966739098">
-    <w:abstractNumId w:val="5"/>
+    <w:abstractNumId w:val="6"/>
   </w:num>
   <w:num w:numId="4" w16cid:durableId="693727179">
-    <w:abstractNumId w:val="6"/>
+    <w:abstractNumId w:val="7"/>
   </w:num>
   <w:num w:numId="5" w16cid:durableId="169419169">
     <w:abstractNumId w:val="0"/>
   </w:num>
   <w:num w:numId="6" w16cid:durableId="1938243808">
-    <w:abstractNumId w:val="4"/>
+    <w:abstractNumId w:val="5"/>
   </w:num>
   <w:num w:numId="7" w16cid:durableId="1514611140">
     <w:abstractNumId w:val="2"/>
   </w:num>
   <w:num w:numId="8" w16cid:durableId="2056735240">
     <w:abstractNumId w:val="3"/>
+  </w:num>
+  <w:num w:numId="9" w16cid:durableId="2136440420">
+    <w:abstractNumId w:val="4"/>
   </w:num>
 </w:numbering>
 </file>
@@ -3031,6 +3324,7 @@
   <w:style w:type="paragraph" w:default="1" w:styleId="Normal">
     <w:name w:val="Normal"/>
     <w:qFormat/>
+    <w:rsid w:val="00EF5A48"/>
   </w:style>
   <w:style w:type="paragraph" w:styleId="Heading1">
     <w:name w:val="heading 1"/>
